--- a/otchet9.docx
+++ b/otchet9.docx
@@ -1,6 +1,6 @@
 
 <file path=word/document.xml><?xml version="1.0" encoding="utf-8"?>
-<w:document xmlns:wpc="http://schemas.microsoft.com/office/word/2010/wordprocessingCanvas" xmlns:cx="http://schemas.microsoft.com/office/drawing/2014/chartex" xmlns:cx1="http://schemas.microsoft.com/office/drawing/2015/9/8/chartex" xmlns:cx2="http://schemas.microsoft.com/office/drawing/2015/10/21/chartex" xmlns:cx3="http://schemas.microsoft.com/office/drawing/2016/5/9/chartex" xmlns:cx4="http://schemas.microsoft.com/office/drawing/2016/5/10/chartex" xmlns:cx5="http://schemas.microsoft.com/office/drawing/2016/5/11/chartex" xmlns:cx6="http://schemas.microsoft.com/office/drawing/2016/5/12/chartex" xmlns:cx7="http://schemas.microsoft.com/office/drawing/2016/5/13/chartex" xmlns:cx8="http://schemas.microsoft.com/office/drawing/2016/5/14/chartex" xmlns:mc="http://schemas.openxmlformats.org/markup-compatibility/2006" xmlns:aink="http://schemas.microsoft.com/office/drawing/2016/ink" xmlns:am3d="http://schemas.microsoft.com/office/drawing/2017/model3d" xmlns:o="urn:schemas-microsoft-com:office:office" xmlns:oel="http://schemas.microsoft.com/office/2019/extlst" xmlns:r="http://schemas.openxmlformats.org/officeDocument/2006/relationships" xmlns:m="http://schemas.openxmlformats.org/officeDocument/2006/math" xmlns:v="urn:schemas-microsoft-com:vml" xmlns:wp14="http://schemas.microsoft.com/office/word/2010/wordprocessingDrawing" xmlns:wp="http://schemas.openxmlformats.org/drawingml/2006/wordprocessingDrawing" xmlns:w10="urn:schemas-microsoft-com:office:word" xmlns:w="http://schemas.openxmlformats.org/wordprocessingml/2006/main" xmlns:w14="http://schemas.microsoft.com/office/word/2010/wordml" xmlns:w15="http://schemas.microsoft.com/office/word/2012/wordml" xmlns:w16cex="http://schemas.microsoft.com/office/word/2018/wordml/cex" xmlns:w16cid="http://schemas.microsoft.com/office/word/2016/wordml/cid" xmlns:w16="http://schemas.microsoft.com/office/word/2018/wordml" xmlns:w16sdtdh="http://schemas.microsoft.com/office/word/2020/wordml/sdtdatahash" xmlns:w16se="http://schemas.microsoft.com/office/word/2015/wordml/symex" xmlns:wpg="http://schemas.microsoft.com/office/word/2010/wordprocessingGroup" xmlns:wpi="http://schemas.microsoft.com/office/word/2010/wordprocessingInk" xmlns:wne="http://schemas.microsoft.com/office/word/2006/wordml" xmlns:wps="http://schemas.microsoft.com/office/word/2010/wordprocessingShape" mc:Ignorable="w14 w15 w16se w16cid w16 w16cex w16sdtdh wp14">
+<w:document xmlns:wpc="http://schemas.microsoft.com/office/word/2010/wordprocessingCanvas" xmlns:cx="http://schemas.microsoft.com/office/drawing/2014/chartex" xmlns:cx1="http://schemas.microsoft.com/office/drawing/2015/9/8/chartex" xmlns:cx2="http://schemas.microsoft.com/office/drawing/2015/10/21/chartex" xmlns:cx3="http://schemas.microsoft.com/office/drawing/2016/5/9/chartex" xmlns:cx4="http://schemas.microsoft.com/office/drawing/2016/5/10/chartex" xmlns:cx5="http://schemas.microsoft.com/office/drawing/2016/5/11/chartex" xmlns:cx6="http://schemas.microsoft.com/office/drawing/2016/5/12/chartex" xmlns:cx7="http://schemas.microsoft.com/office/drawing/2016/5/13/chartex" xmlns:cx8="http://schemas.microsoft.com/office/drawing/2016/5/14/chartex" xmlns:mc="http://schemas.openxmlformats.org/markup-compatibility/2006" xmlns:aink="http://schemas.microsoft.com/office/drawing/2016/ink" xmlns:am3d="http://schemas.microsoft.com/office/drawing/2017/model3d" xmlns:o="urn:schemas-microsoft-com:office:office" xmlns:oel="http://schemas.microsoft.com/office/2019/extlst" xmlns:r="http://schemas.openxmlformats.org/officeDocument/2006/relationships" xmlns:m="http://schemas.openxmlformats.org/officeDocument/2006/math" xmlns:v="urn:schemas-microsoft-com:vml" xmlns:wp14="http://schemas.microsoft.com/office/word/2010/wordprocessingDrawing" xmlns:wp="http://schemas.openxmlformats.org/drawingml/2006/wordprocessingDrawing" xmlns:w10="urn:schemas-microsoft-com:office:word" xmlns:w="http://schemas.openxmlformats.org/wordprocessingml/2006/main" xmlns:w14="http://schemas.microsoft.com/office/word/2010/wordml" xmlns:w15="http://schemas.microsoft.com/office/word/2012/wordml" xmlns:w16cex="http://schemas.microsoft.com/office/word/2018/wordml/cex" xmlns:w16cid="http://schemas.microsoft.com/office/word/2016/wordml/cid" xmlns:w16="http://schemas.microsoft.com/office/word/2018/wordml" xmlns:w16du="http://schemas.microsoft.com/office/word/2023/wordml/word16du" xmlns:w16sdtdh="http://schemas.microsoft.com/office/word/2020/wordml/sdtdatahash" xmlns:w16sdtfl="http://schemas.microsoft.com/office/word/2024/wordml/sdtformatlock" xmlns:w16se="http://schemas.microsoft.com/office/word/2015/wordml/symex" xmlns:wpg="http://schemas.microsoft.com/office/word/2010/wordprocessingGroup" xmlns:wpi="http://schemas.microsoft.com/office/word/2010/wordprocessingInk" xmlns:wne="http://schemas.microsoft.com/office/word/2006/wordml" xmlns:wps="http://schemas.microsoft.com/office/word/2010/wordprocessingShape" mc:Ignorable="w14 w15 w16se w16cid w16 w16cex w16sdtdh w16sdtfl w16du wp14">
   <w:body>
     <w:p>
       <w:pPr>
@@ -327,23 +327,13 @@
         </w:rPr>
         <w:t>на тему «</w:t>
       </w:r>
-      <w:proofErr w:type="spellStart"/>
       <w:r>
         <w:rPr>
           <w:rFonts w:ascii="Times New Roman" w:hAnsi="Times New Roman" w:cs="Times New Roman"/>
           <w:color w:val="000000"/>
           <w:sz w:val="24"/>
         </w:rPr>
-        <w:t>GitHub</w:t>
-      </w:r>
-      <w:proofErr w:type="spellEnd"/>
-      <w:r>
-        <w:rPr>
-          <w:rFonts w:ascii="Times New Roman" w:hAnsi="Times New Roman" w:cs="Times New Roman"/>
-          <w:color w:val="000000"/>
-          <w:sz w:val="24"/>
-        </w:rPr>
-        <w:t>. Совместная работа</w:t>
+        <w:t>GitHub. Совместная работа</w:t>
       </w:r>
       <w:r>
         <w:rPr>
@@ -769,23 +759,7 @@
           <w:rFonts w:ascii="Times New Roman" w:hAnsi="Times New Roman" w:cs="Times New Roman"/>
           <w:sz w:val="24"/>
         </w:rPr>
-        <w:t xml:space="preserve">научиться работать с веб-сервисом для хостинга проектов и их совместной разработки </w:t>
-      </w:r>
-      <w:proofErr w:type="spellStart"/>
-      <w:r>
-        <w:rPr>
-          <w:rFonts w:ascii="Times New Roman" w:hAnsi="Times New Roman" w:cs="Times New Roman"/>
-          <w:sz w:val="24"/>
-        </w:rPr>
-        <w:t>GitHub</w:t>
-      </w:r>
-      <w:proofErr w:type="spellEnd"/>
-      <w:r>
-        <w:rPr>
-          <w:rFonts w:ascii="Times New Roman" w:hAnsi="Times New Roman" w:cs="Times New Roman"/>
-          <w:sz w:val="24"/>
-        </w:rPr>
-        <w:t>. Создать свой публичный репозиторий.</w:t>
+        <w:t>научиться работать с веб-сервисом для хостинга проектов и их совместной разработки GitHub. Создать свой публичный репозиторий.</w:t>
       </w:r>
     </w:p>
     <w:p>
@@ -1019,7 +993,6 @@
         </w:rPr>
         <w:t xml:space="preserve"> 1 – </w:t>
       </w:r>
-      <w:proofErr w:type="spellStart"/>
       <w:r>
         <w:rPr>
           <w:rFonts w:ascii="Times New Roman" w:hAnsi="Times New Roman" w:cs="Times New Roman"/>
@@ -1028,7 +1001,6 @@
         </w:rPr>
         <w:t>anapr</w:t>
       </w:r>
-      <w:proofErr w:type="spellEnd"/>
       <w:r>
         <w:rPr>
           <w:rFonts w:ascii="Times New Roman" w:hAnsi="Times New Roman" w:cs="Times New Roman"/>
@@ -1122,7 +1094,6 @@
         </w:rPr>
         <w:t xml:space="preserve"> 3 – </w:t>
       </w:r>
-      <w:proofErr w:type="spellStart"/>
       <w:r>
         <w:rPr>
           <w:rFonts w:ascii="Times New Roman" w:hAnsi="Times New Roman" w:cs="Times New Roman"/>
@@ -1179,7 +1150,6 @@
         </w:rPr>
         <w:t>a</w:t>
       </w:r>
-      <w:proofErr w:type="spellEnd"/>
     </w:p>
     <w:p>
       <w:pPr>
@@ -1523,7 +1493,6 @@
         </w:rPr>
         <w:t xml:space="preserve">Студент 1 сделал публичный репозиторий </w:t>
       </w:r>
-      <w:proofErr w:type="spellStart"/>
       <w:r>
         <w:rPr>
           <w:sz w:val="24"/>
@@ -1532,7 +1501,6 @@
         </w:rPr>
         <w:t>FinalWork</w:t>
       </w:r>
-      <w:proofErr w:type="spellEnd"/>
       <w:r>
         <w:rPr>
           <w:sz w:val="24"/>
@@ -1920,25 +1888,7 @@
           <w:sz w:val="24"/>
           <w:szCs w:val="24"/>
         </w:rPr>
-        <w:t>Связала созданный репозиторий с удаленным (</w:t>
-      </w:r>
-      <w:proofErr w:type="spellStart"/>
-      <w:r>
-        <w:rPr>
-          <w:rFonts w:ascii="Times New Roman" w:hAnsi="Times New Roman" w:cs="Times New Roman"/>
-          <w:sz w:val="24"/>
-          <w:szCs w:val="24"/>
-        </w:rPr>
-        <w:t>FinalWork</w:t>
-      </w:r>
-      <w:proofErr w:type="spellEnd"/>
-      <w:r>
-        <w:rPr>
-          <w:rFonts w:ascii="Times New Roman" w:hAnsi="Times New Roman" w:cs="Times New Roman"/>
-          <w:sz w:val="24"/>
-          <w:szCs w:val="24"/>
-        </w:rPr>
-        <w:t>)</w:t>
+        <w:t>Связала созданный репозиторий с удаленным (FinalWork)</w:t>
       </w:r>
     </w:p>
     <w:p>
@@ -2194,25 +2144,7 @@
           <w:sz w:val="24"/>
           <w:szCs w:val="24"/>
         </w:rPr>
-        <w:t xml:space="preserve"> в своем локальном репозитории новый файл .</w:t>
-      </w:r>
-      <w:proofErr w:type="spellStart"/>
-      <w:r>
-        <w:rPr>
-          <w:rFonts w:ascii="Times New Roman" w:hAnsi="Times New Roman" w:cs="Times New Roman"/>
-          <w:sz w:val="24"/>
-          <w:szCs w:val="24"/>
-        </w:rPr>
-        <w:t>docx</w:t>
-      </w:r>
-      <w:proofErr w:type="spellEnd"/>
-      <w:r>
-        <w:rPr>
-          <w:rFonts w:ascii="Times New Roman" w:hAnsi="Times New Roman" w:cs="Times New Roman"/>
-          <w:sz w:val="24"/>
-          <w:szCs w:val="24"/>
-        </w:rPr>
-        <w:t>, содержащий отчет по данной лабораторной работе</w:t>
+        <w:t xml:space="preserve"> в своем локальном репозитории новый файл .docx, содержащий отчет по данной лабораторной работе</w:t>
       </w:r>
     </w:p>
     <w:p>
@@ -3021,25 +2953,7 @@
           <w:sz w:val="24"/>
           <w:szCs w:val="24"/>
         </w:rPr>
-        <w:t xml:space="preserve">соответствующие скрины, в том числе скрины из консоли </w:t>
-      </w:r>
-      <w:proofErr w:type="spellStart"/>
-      <w:r>
-        <w:rPr>
-          <w:rFonts w:ascii="Times New Roman" w:hAnsi="Times New Roman" w:cs="Times New Roman"/>
-          <w:sz w:val="24"/>
-          <w:szCs w:val="24"/>
-        </w:rPr>
-        <w:t>git</w:t>
-      </w:r>
-      <w:proofErr w:type="spellEnd"/>
-      <w:r>
-        <w:rPr>
-          <w:rFonts w:ascii="Times New Roman" w:hAnsi="Times New Roman" w:cs="Times New Roman"/>
-          <w:sz w:val="24"/>
-          <w:szCs w:val="24"/>
-        </w:rPr>
-        <w:t xml:space="preserve">.  </w:t>
+        <w:t xml:space="preserve">соответствующие скрины, в том числе скрины из консоли git.  </w:t>
       </w:r>
     </w:p>
     <w:p>
@@ -3371,25 +3285,7 @@
           <w:sz w:val="24"/>
           <w:szCs w:val="24"/>
         </w:rPr>
-        <w:t xml:space="preserve">Выполнила слияние с веткой </w:t>
-      </w:r>
-      <w:proofErr w:type="spellStart"/>
-      <w:r>
-        <w:rPr>
-          <w:rFonts w:ascii="Times New Roman" w:hAnsi="Times New Roman" w:cs="Times New Roman"/>
-          <w:sz w:val="24"/>
-          <w:szCs w:val="24"/>
-        </w:rPr>
-        <w:t>master</w:t>
-      </w:r>
-      <w:proofErr w:type="spellEnd"/>
-      <w:r>
-        <w:rPr>
-          <w:rFonts w:ascii="Times New Roman" w:hAnsi="Times New Roman" w:cs="Times New Roman"/>
-          <w:sz w:val="24"/>
-          <w:szCs w:val="24"/>
-        </w:rPr>
-        <w:t>.</w:t>
+        <w:t>Выполнила слияние с веткой master.</w:t>
       </w:r>
     </w:p>
     <w:p>
@@ -3517,25 +3413,7 @@
           <w:sz w:val="24"/>
           <w:szCs w:val="24"/>
         </w:rPr>
-        <w:t xml:space="preserve"> на свою почту, которую указывали при регистрации профиля на </w:t>
-      </w:r>
-      <w:proofErr w:type="spellStart"/>
-      <w:r>
-        <w:rPr>
-          <w:rFonts w:ascii="Times New Roman" w:hAnsi="Times New Roman" w:cs="Times New Roman"/>
-          <w:sz w:val="24"/>
-          <w:szCs w:val="24"/>
-        </w:rPr>
-        <w:t>GitHub</w:t>
-      </w:r>
-      <w:proofErr w:type="spellEnd"/>
-      <w:r>
-        <w:rPr>
-          <w:rFonts w:ascii="Times New Roman" w:hAnsi="Times New Roman" w:cs="Times New Roman"/>
-          <w:sz w:val="24"/>
-          <w:szCs w:val="24"/>
-        </w:rPr>
-        <w:t>, и подтверди</w:t>
+        <w:t xml:space="preserve"> на свою почту, которую указывали при регистрации профиля на GitHub, и подтверди</w:t>
       </w:r>
       <w:r>
         <w:rPr>
@@ -3600,44 +3478,16 @@
           <w:sz w:val="24"/>
           <w:szCs w:val="24"/>
         </w:rPr>
-        <w:t xml:space="preserve"> свой локальный репозиторий, </w:t>
-      </w:r>
-      <w:proofErr w:type="spellStart"/>
-      <w:r>
-        <w:rPr>
-          <w:rFonts w:ascii="Times New Roman" w:hAnsi="Times New Roman" w:cs="Times New Roman"/>
-          <w:sz w:val="24"/>
-          <w:szCs w:val="24"/>
-        </w:rPr>
-        <w:t>склонировав</w:t>
-      </w:r>
-      <w:proofErr w:type="spellEnd"/>
-      <w:r>
-        <w:rPr>
-          <w:rFonts w:ascii="Times New Roman" w:hAnsi="Times New Roman" w:cs="Times New Roman"/>
-          <w:sz w:val="24"/>
-          <w:szCs w:val="24"/>
-        </w:rPr>
-        <w:t xml:space="preserve"> себе общий репозиторий</w:t>
-      </w:r>
-      <w:r>
-        <w:rPr>
-          <w:rFonts w:ascii="Times New Roman" w:hAnsi="Times New Roman" w:cs="Times New Roman"/>
-          <w:sz w:val="24"/>
-          <w:szCs w:val="24"/>
-        </w:rPr>
-        <w:t xml:space="preserve"> </w:t>
-      </w:r>
-      <w:proofErr w:type="spellStart"/>
-      <w:r>
-        <w:rPr>
-          <w:rFonts w:ascii="Times New Roman" w:hAnsi="Times New Roman" w:cs="Times New Roman"/>
-          <w:sz w:val="24"/>
-          <w:szCs w:val="24"/>
-        </w:rPr>
-        <w:t>FinalWork</w:t>
-      </w:r>
-      <w:proofErr w:type="spellEnd"/>
+        <w:t xml:space="preserve"> свой локальный репозиторий, склонировав себе общий репозиторий</w:t>
+      </w:r>
+      <w:r>
+        <w:rPr>
+          <w:rFonts w:ascii="Times New Roman" w:hAnsi="Times New Roman" w:cs="Times New Roman"/>
+          <w:sz w:val="24"/>
+          <w:szCs w:val="24"/>
+        </w:rPr>
+        <w:t xml:space="preserve"> FinalWork</w:t>
+      </w:r>
       <w:r>
         <w:rPr>
           <w:rFonts w:ascii="Times New Roman" w:hAnsi="Times New Roman" w:cs="Times New Roman"/>
@@ -4966,18 +4816,8 @@
           <w:sz w:val="24"/>
           <w:szCs w:val="24"/>
         </w:rPr>
-        <w:t xml:space="preserve"> слияние с веткой </w:t>
-      </w:r>
-      <w:proofErr w:type="spellStart"/>
-      <w:r>
-        <w:rPr>
-          <w:rFonts w:ascii="Times New Roman" w:hAnsi="Times New Roman" w:cs="Times New Roman"/>
-          <w:sz w:val="24"/>
-          <w:szCs w:val="24"/>
-        </w:rPr>
-        <w:t>master</w:t>
-      </w:r>
-      <w:proofErr w:type="spellEnd"/>
+        <w:t xml:space="preserve"> слияние с веткой master</w:t>
+      </w:r>
     </w:p>
     <w:p>
       <w:pPr>
@@ -5401,6 +5241,24 @@
           <w:sz w:val="24"/>
           <w:szCs w:val="24"/>
         </w:rPr>
+        <w:t>https://github.com/alliinna/FinalWork.git</w:t>
+      </w:r>
+    </w:p>
+    <w:p>
+      <w:pPr>
+        <w:jc w:val="both"/>
+        <w:rPr>
+          <w:rFonts w:ascii="Times New Roman" w:hAnsi="Times New Roman" w:cs="Times New Roman"/>
+          <w:sz w:val="24"/>
+          <w:szCs w:val="24"/>
+        </w:rPr>
+      </w:pPr>
+      <w:r>
+        <w:rPr>
+          <w:rFonts w:ascii="Times New Roman" w:hAnsi="Times New Roman" w:cs="Times New Roman"/>
+          <w:sz w:val="24"/>
+          <w:szCs w:val="24"/>
+        </w:rPr>
         <w:t>Зафиксировала изменения.</w:t>
       </w:r>
     </w:p>
@@ -5496,16 +5354,8 @@
         <w:rPr>
           <w:sz w:val="24"/>
         </w:rPr>
-        <w:t xml:space="preserve"> работать с веб-сервисом для хостинга проектов и их совместной разработки </w:t>
-      </w:r>
-      <w:proofErr w:type="spellStart"/>
-      <w:r>
-        <w:rPr>
-          <w:sz w:val="24"/>
-        </w:rPr>
-        <w:t>GitHub</w:t>
-      </w:r>
-      <w:proofErr w:type="spellEnd"/>
+        <w:t xml:space="preserve"> работать с веб-сервисом для хостинга проектов и их совместной разработки GitHub</w:t>
+      </w:r>
       <w:r>
         <w:rPr>
           <w:sz w:val="24"/>
@@ -5592,7 +5442,7 @@
 </file>
 
 <file path=word/endnotes.xml><?xml version="1.0" encoding="utf-8"?>
-<w:endnotes xmlns:wpc="http://schemas.microsoft.com/office/word/2010/wordprocessingCanvas" xmlns:cx="http://schemas.microsoft.com/office/drawing/2014/chartex" xmlns:cx1="http://schemas.microsoft.com/office/drawing/2015/9/8/chartex" xmlns:cx2="http://schemas.microsoft.com/office/drawing/2015/10/21/chartex" xmlns:cx3="http://schemas.microsoft.com/office/drawing/2016/5/9/chartex" xmlns:cx4="http://schemas.microsoft.com/office/drawing/2016/5/10/chartex" xmlns:cx5="http://schemas.microsoft.com/office/drawing/2016/5/11/chartex" xmlns:cx6="http://schemas.microsoft.com/office/drawing/2016/5/12/chartex" xmlns:cx7="http://schemas.microsoft.com/office/drawing/2016/5/13/chartex" xmlns:cx8="http://schemas.microsoft.com/office/drawing/2016/5/14/chartex" xmlns:mc="http://schemas.openxmlformats.org/markup-compatibility/2006" xmlns:aink="http://schemas.microsoft.com/office/drawing/2016/ink" xmlns:am3d="http://schemas.microsoft.com/office/drawing/2017/model3d" xmlns:o="urn:schemas-microsoft-com:office:office" xmlns:oel="http://schemas.microsoft.com/office/2019/extlst" xmlns:r="http://schemas.openxmlformats.org/officeDocument/2006/relationships" xmlns:m="http://schemas.openxmlformats.org/officeDocument/2006/math" xmlns:v="urn:schemas-microsoft-com:vml" xmlns:wp14="http://schemas.microsoft.com/office/word/2010/wordprocessingDrawing" xmlns:wp="http://schemas.openxmlformats.org/drawingml/2006/wordprocessingDrawing" xmlns:w10="urn:schemas-microsoft-com:office:word" xmlns:w="http://schemas.openxmlformats.org/wordprocessingml/2006/main" xmlns:w14="http://schemas.microsoft.com/office/word/2010/wordml" xmlns:w15="http://schemas.microsoft.com/office/word/2012/wordml" xmlns:w16cex="http://schemas.microsoft.com/office/word/2018/wordml/cex" xmlns:w16cid="http://schemas.microsoft.com/office/word/2016/wordml/cid" xmlns:w16="http://schemas.microsoft.com/office/word/2018/wordml" xmlns:w16sdtdh="http://schemas.microsoft.com/office/word/2020/wordml/sdtdatahash" xmlns:w16se="http://schemas.microsoft.com/office/word/2015/wordml/symex" xmlns:wpg="http://schemas.microsoft.com/office/word/2010/wordprocessingGroup" xmlns:wpi="http://schemas.microsoft.com/office/word/2010/wordprocessingInk" xmlns:wne="http://schemas.microsoft.com/office/word/2006/wordml" xmlns:wps="http://schemas.microsoft.com/office/word/2010/wordprocessingShape" mc:Ignorable="w14 w15 w16se w16cid w16 w16cex w16sdtdh wp14">
+<w:endnotes xmlns:wpc="http://schemas.microsoft.com/office/word/2010/wordprocessingCanvas" xmlns:cx="http://schemas.microsoft.com/office/drawing/2014/chartex" xmlns:cx1="http://schemas.microsoft.com/office/drawing/2015/9/8/chartex" xmlns:cx2="http://schemas.microsoft.com/office/drawing/2015/10/21/chartex" xmlns:cx3="http://schemas.microsoft.com/office/drawing/2016/5/9/chartex" xmlns:cx4="http://schemas.microsoft.com/office/drawing/2016/5/10/chartex" xmlns:cx5="http://schemas.microsoft.com/office/drawing/2016/5/11/chartex" xmlns:cx6="http://schemas.microsoft.com/office/drawing/2016/5/12/chartex" xmlns:cx7="http://schemas.microsoft.com/office/drawing/2016/5/13/chartex" xmlns:cx8="http://schemas.microsoft.com/office/drawing/2016/5/14/chartex" xmlns:mc="http://schemas.openxmlformats.org/markup-compatibility/2006" xmlns:aink="http://schemas.microsoft.com/office/drawing/2016/ink" xmlns:am3d="http://schemas.microsoft.com/office/drawing/2017/model3d" xmlns:o="urn:schemas-microsoft-com:office:office" xmlns:oel="http://schemas.microsoft.com/office/2019/extlst" xmlns:r="http://schemas.openxmlformats.org/officeDocument/2006/relationships" xmlns:m="http://schemas.openxmlformats.org/officeDocument/2006/math" xmlns:v="urn:schemas-microsoft-com:vml" xmlns:wp14="http://schemas.microsoft.com/office/word/2010/wordprocessingDrawing" xmlns:wp="http://schemas.openxmlformats.org/drawingml/2006/wordprocessingDrawing" xmlns:w10="urn:schemas-microsoft-com:office:word" xmlns:w="http://schemas.openxmlformats.org/wordprocessingml/2006/main" xmlns:w14="http://schemas.microsoft.com/office/word/2010/wordml" xmlns:w15="http://schemas.microsoft.com/office/word/2012/wordml" xmlns:w16cex="http://schemas.microsoft.com/office/word/2018/wordml/cex" xmlns:w16cid="http://schemas.microsoft.com/office/word/2016/wordml/cid" xmlns:w16="http://schemas.microsoft.com/office/word/2018/wordml" xmlns:w16du="http://schemas.microsoft.com/office/word/2023/wordml/word16du" xmlns:w16sdtdh="http://schemas.microsoft.com/office/word/2020/wordml/sdtdatahash" xmlns:w16sdtfl="http://schemas.microsoft.com/office/word/2024/wordml/sdtformatlock" xmlns:w16se="http://schemas.microsoft.com/office/word/2015/wordml/symex" xmlns:wpg="http://schemas.microsoft.com/office/word/2010/wordprocessingGroup" xmlns:wpi="http://schemas.microsoft.com/office/word/2010/wordprocessingInk" xmlns:wne="http://schemas.microsoft.com/office/word/2006/wordml" xmlns:wps="http://schemas.microsoft.com/office/word/2010/wordprocessingShape" mc:Ignorable="w14 w15 w16se w16cid w16 w16cex w16sdtdh w16sdtfl w16du wp14">
   <w:endnote w:type="separator" w:id="-1">
     <w:p>
       <w:pPr>
@@ -5617,7 +5467,7 @@
 </file>
 
 <file path=word/footnotes.xml><?xml version="1.0" encoding="utf-8"?>
-<w:footnotes xmlns:wpc="http://schemas.microsoft.com/office/word/2010/wordprocessingCanvas" xmlns:cx="http://schemas.microsoft.com/office/drawing/2014/chartex" xmlns:cx1="http://schemas.microsoft.com/office/drawing/2015/9/8/chartex" xmlns:cx2="http://schemas.microsoft.com/office/drawing/2015/10/21/chartex" xmlns:cx3="http://schemas.microsoft.com/office/drawing/2016/5/9/chartex" xmlns:cx4="http://schemas.microsoft.com/office/drawing/2016/5/10/chartex" xmlns:cx5="http://schemas.microsoft.com/office/drawing/2016/5/11/chartex" xmlns:cx6="http://schemas.microsoft.com/office/drawing/2016/5/12/chartex" xmlns:cx7="http://schemas.microsoft.com/office/drawing/2016/5/13/chartex" xmlns:cx8="http://schemas.microsoft.com/office/drawing/2016/5/14/chartex" xmlns:mc="http://schemas.openxmlformats.org/markup-compatibility/2006" xmlns:aink="http://schemas.microsoft.com/office/drawing/2016/ink" xmlns:am3d="http://schemas.microsoft.com/office/drawing/2017/model3d" xmlns:o="urn:schemas-microsoft-com:office:office" xmlns:oel="http://schemas.microsoft.com/office/2019/extlst" xmlns:r="http://schemas.openxmlformats.org/officeDocument/2006/relationships" xmlns:m="http://schemas.openxmlformats.org/officeDocument/2006/math" xmlns:v="urn:schemas-microsoft-com:vml" xmlns:wp14="http://schemas.microsoft.com/office/word/2010/wordprocessingDrawing" xmlns:wp="http://schemas.openxmlformats.org/drawingml/2006/wordprocessingDrawing" xmlns:w10="urn:schemas-microsoft-com:office:word" xmlns:w="http://schemas.openxmlformats.org/wordprocessingml/2006/main" xmlns:w14="http://schemas.microsoft.com/office/word/2010/wordml" xmlns:w15="http://schemas.microsoft.com/office/word/2012/wordml" xmlns:w16cex="http://schemas.microsoft.com/office/word/2018/wordml/cex" xmlns:w16cid="http://schemas.microsoft.com/office/word/2016/wordml/cid" xmlns:w16="http://schemas.microsoft.com/office/word/2018/wordml" xmlns:w16sdtdh="http://schemas.microsoft.com/office/word/2020/wordml/sdtdatahash" xmlns:w16se="http://schemas.microsoft.com/office/word/2015/wordml/symex" xmlns:wpg="http://schemas.microsoft.com/office/word/2010/wordprocessingGroup" xmlns:wpi="http://schemas.microsoft.com/office/word/2010/wordprocessingInk" xmlns:wne="http://schemas.microsoft.com/office/word/2006/wordml" xmlns:wps="http://schemas.microsoft.com/office/word/2010/wordprocessingShape" mc:Ignorable="w14 w15 w16se w16cid w16 w16cex w16sdtdh wp14">
+<w:footnotes xmlns:wpc="http://schemas.microsoft.com/office/word/2010/wordprocessingCanvas" xmlns:cx="http://schemas.microsoft.com/office/drawing/2014/chartex" xmlns:cx1="http://schemas.microsoft.com/office/drawing/2015/9/8/chartex" xmlns:cx2="http://schemas.microsoft.com/office/drawing/2015/10/21/chartex" xmlns:cx3="http://schemas.microsoft.com/office/drawing/2016/5/9/chartex" xmlns:cx4="http://schemas.microsoft.com/office/drawing/2016/5/10/chartex" xmlns:cx5="http://schemas.microsoft.com/office/drawing/2016/5/11/chartex" xmlns:cx6="http://schemas.microsoft.com/office/drawing/2016/5/12/chartex" xmlns:cx7="http://schemas.microsoft.com/office/drawing/2016/5/13/chartex" xmlns:cx8="http://schemas.microsoft.com/office/drawing/2016/5/14/chartex" xmlns:mc="http://schemas.openxmlformats.org/markup-compatibility/2006" xmlns:aink="http://schemas.microsoft.com/office/drawing/2016/ink" xmlns:am3d="http://schemas.microsoft.com/office/drawing/2017/model3d" xmlns:o="urn:schemas-microsoft-com:office:office" xmlns:oel="http://schemas.microsoft.com/office/2019/extlst" xmlns:r="http://schemas.openxmlformats.org/officeDocument/2006/relationships" xmlns:m="http://schemas.openxmlformats.org/officeDocument/2006/math" xmlns:v="urn:schemas-microsoft-com:vml" xmlns:wp14="http://schemas.microsoft.com/office/word/2010/wordprocessingDrawing" xmlns:wp="http://schemas.openxmlformats.org/drawingml/2006/wordprocessingDrawing" xmlns:w10="urn:schemas-microsoft-com:office:word" xmlns:w="http://schemas.openxmlformats.org/wordprocessingml/2006/main" xmlns:w14="http://schemas.microsoft.com/office/word/2010/wordml" xmlns:w15="http://schemas.microsoft.com/office/word/2012/wordml" xmlns:w16cex="http://schemas.microsoft.com/office/word/2018/wordml/cex" xmlns:w16cid="http://schemas.microsoft.com/office/word/2016/wordml/cid" xmlns:w16="http://schemas.microsoft.com/office/word/2018/wordml" xmlns:w16du="http://schemas.microsoft.com/office/word/2023/wordml/word16du" xmlns:w16sdtdh="http://schemas.microsoft.com/office/word/2020/wordml/sdtdatahash" xmlns:w16sdtfl="http://schemas.microsoft.com/office/word/2024/wordml/sdtformatlock" xmlns:w16se="http://schemas.microsoft.com/office/word/2015/wordml/symex" xmlns:wpg="http://schemas.microsoft.com/office/word/2010/wordprocessingGroup" xmlns:wpi="http://schemas.microsoft.com/office/word/2010/wordprocessingInk" xmlns:wne="http://schemas.microsoft.com/office/word/2006/wordml" xmlns:wps="http://schemas.microsoft.com/office/word/2010/wordprocessingShape" mc:Ignorable="w14 w15 w16se w16cid w16 w16cex w16sdtdh w16sdtfl w16du wp14">
   <w:footnote w:type="separator" w:id="-1">
     <w:p>
       <w:pPr>
@@ -5642,7 +5492,7 @@
 </file>
 
 <file path=word/numbering.xml><?xml version="1.0" encoding="utf-8"?>
-<w:numbering xmlns:wpc="http://schemas.microsoft.com/office/word/2010/wordprocessingCanvas" xmlns:cx="http://schemas.microsoft.com/office/drawing/2014/chartex" xmlns:cx1="http://schemas.microsoft.com/office/drawing/2015/9/8/chartex" xmlns:cx2="http://schemas.microsoft.com/office/drawing/2015/10/21/chartex" xmlns:cx3="http://schemas.microsoft.com/office/drawing/2016/5/9/chartex" xmlns:cx4="http://schemas.microsoft.com/office/drawing/2016/5/10/chartex" xmlns:cx5="http://schemas.microsoft.com/office/drawing/2016/5/11/chartex" xmlns:cx6="http://schemas.microsoft.com/office/drawing/2016/5/12/chartex" xmlns:cx7="http://schemas.microsoft.com/office/drawing/2016/5/13/chartex" xmlns:cx8="http://schemas.microsoft.com/office/drawing/2016/5/14/chartex" xmlns:mc="http://schemas.openxmlformats.org/markup-compatibility/2006" xmlns:aink="http://schemas.microsoft.com/office/drawing/2016/ink" xmlns:am3d="http://schemas.microsoft.com/office/drawing/2017/model3d" xmlns:o="urn:schemas-microsoft-com:office:office" xmlns:oel="http://schemas.microsoft.com/office/2019/extlst" xmlns:r="http://schemas.openxmlformats.org/officeDocument/2006/relationships" xmlns:m="http://schemas.openxmlformats.org/officeDocument/2006/math" xmlns:v="urn:schemas-microsoft-com:vml" xmlns:wp14="http://schemas.microsoft.com/office/word/2010/wordprocessingDrawing" xmlns:wp="http://schemas.openxmlformats.org/drawingml/2006/wordprocessingDrawing" xmlns:w10="urn:schemas-microsoft-com:office:word" xmlns:w="http://schemas.openxmlformats.org/wordprocessingml/2006/main" xmlns:w14="http://schemas.microsoft.com/office/word/2010/wordml" xmlns:w15="http://schemas.microsoft.com/office/word/2012/wordml" xmlns:w16cex="http://schemas.microsoft.com/office/word/2018/wordml/cex" xmlns:w16cid="http://schemas.microsoft.com/office/word/2016/wordml/cid" xmlns:w16="http://schemas.microsoft.com/office/word/2018/wordml" xmlns:w16sdtdh="http://schemas.microsoft.com/office/word/2020/wordml/sdtdatahash" xmlns:w16se="http://schemas.microsoft.com/office/word/2015/wordml/symex" xmlns:wpg="http://schemas.microsoft.com/office/word/2010/wordprocessingGroup" xmlns:wpi="http://schemas.microsoft.com/office/word/2010/wordprocessingInk" xmlns:wne="http://schemas.microsoft.com/office/word/2006/wordml" xmlns:wps="http://schemas.microsoft.com/office/word/2010/wordprocessingShape" mc:Ignorable="w14 w15 w16se w16cid w16 w16cex w16sdtdh wp14">
+<w:numbering xmlns:wpc="http://schemas.microsoft.com/office/word/2010/wordprocessingCanvas" xmlns:cx="http://schemas.microsoft.com/office/drawing/2014/chartex" xmlns:cx1="http://schemas.microsoft.com/office/drawing/2015/9/8/chartex" xmlns:cx2="http://schemas.microsoft.com/office/drawing/2015/10/21/chartex" xmlns:cx3="http://schemas.microsoft.com/office/drawing/2016/5/9/chartex" xmlns:cx4="http://schemas.microsoft.com/office/drawing/2016/5/10/chartex" xmlns:cx5="http://schemas.microsoft.com/office/drawing/2016/5/11/chartex" xmlns:cx6="http://schemas.microsoft.com/office/drawing/2016/5/12/chartex" xmlns:cx7="http://schemas.microsoft.com/office/drawing/2016/5/13/chartex" xmlns:cx8="http://schemas.microsoft.com/office/drawing/2016/5/14/chartex" xmlns:mc="http://schemas.openxmlformats.org/markup-compatibility/2006" xmlns:aink="http://schemas.microsoft.com/office/drawing/2016/ink" xmlns:am3d="http://schemas.microsoft.com/office/drawing/2017/model3d" xmlns:o="urn:schemas-microsoft-com:office:office" xmlns:oel="http://schemas.microsoft.com/office/2019/extlst" xmlns:r="http://schemas.openxmlformats.org/officeDocument/2006/relationships" xmlns:m="http://schemas.openxmlformats.org/officeDocument/2006/math" xmlns:v="urn:schemas-microsoft-com:vml" xmlns:wp14="http://schemas.microsoft.com/office/word/2010/wordprocessingDrawing" xmlns:wp="http://schemas.openxmlformats.org/drawingml/2006/wordprocessingDrawing" xmlns:w10="urn:schemas-microsoft-com:office:word" xmlns:w="http://schemas.openxmlformats.org/wordprocessingml/2006/main" xmlns:w14="http://schemas.microsoft.com/office/word/2010/wordml" xmlns:w15="http://schemas.microsoft.com/office/word/2012/wordml" xmlns:w16cex="http://schemas.microsoft.com/office/word/2018/wordml/cex" xmlns:w16cid="http://schemas.microsoft.com/office/word/2016/wordml/cid" xmlns:w16="http://schemas.microsoft.com/office/word/2018/wordml" xmlns:w16du="http://schemas.microsoft.com/office/word/2023/wordml/word16du" xmlns:w16sdtdh="http://schemas.microsoft.com/office/word/2020/wordml/sdtdatahash" xmlns:w16sdtfl="http://schemas.microsoft.com/office/word/2024/wordml/sdtformatlock" xmlns:w16se="http://schemas.microsoft.com/office/word/2015/wordml/symex" xmlns:wpg="http://schemas.microsoft.com/office/word/2010/wordprocessingGroup" xmlns:wpi="http://schemas.microsoft.com/office/word/2010/wordprocessingInk" xmlns:wne="http://schemas.microsoft.com/office/word/2006/wordml" xmlns:wps="http://schemas.microsoft.com/office/word/2010/wordprocessingShape" mc:Ignorable="w14 w15 w16se w16cid w16 w16cex w16sdtdh w16sdtfl w16du wp14">
   <w:abstractNum w:abstractNumId="0" w15:restartNumberingAfterBreak="0">
     <w:nsid w:val="0BA14295"/>
     <w:multiLevelType w:val="hybridMultilevel"/>
@@ -5825,7 +5675,7 @@
 </file>
 
 <file path=word/styles.xml><?xml version="1.0" encoding="utf-8"?>
-<w:styles xmlns:mc="http://schemas.openxmlformats.org/markup-compatibility/2006" xmlns:r="http://schemas.openxmlformats.org/officeDocument/2006/relationships" xmlns:w="http://schemas.openxmlformats.org/wordprocessingml/2006/main" xmlns:w14="http://schemas.microsoft.com/office/word/2010/wordml" xmlns:w15="http://schemas.microsoft.com/office/word/2012/wordml" xmlns:w16cex="http://schemas.microsoft.com/office/word/2018/wordml/cex" xmlns:w16cid="http://schemas.microsoft.com/office/word/2016/wordml/cid" xmlns:w16="http://schemas.microsoft.com/office/word/2018/wordml" xmlns:w16sdtdh="http://schemas.microsoft.com/office/word/2020/wordml/sdtdatahash" xmlns:w16se="http://schemas.microsoft.com/office/word/2015/wordml/symex" mc:Ignorable="w14 w15 w16se w16cid w16 w16cex w16sdtdh">
+<w:styles xmlns:mc="http://schemas.openxmlformats.org/markup-compatibility/2006" xmlns:r="http://schemas.openxmlformats.org/officeDocument/2006/relationships" xmlns:w="http://schemas.openxmlformats.org/wordprocessingml/2006/main" xmlns:w14="http://schemas.microsoft.com/office/word/2010/wordml" xmlns:w15="http://schemas.microsoft.com/office/word/2012/wordml" xmlns:w16cex="http://schemas.microsoft.com/office/word/2018/wordml/cex" xmlns:w16cid="http://schemas.microsoft.com/office/word/2016/wordml/cid" xmlns:w16="http://schemas.microsoft.com/office/word/2018/wordml" xmlns:w16du="http://schemas.microsoft.com/office/word/2023/wordml/word16du" xmlns:w16sdtdh="http://schemas.microsoft.com/office/word/2020/wordml/sdtdatahash" xmlns:w16sdtfl="http://schemas.microsoft.com/office/word/2024/wordml/sdtformatlock" xmlns:w16se="http://schemas.microsoft.com/office/word/2015/wordml/symex" mc:Ignorable="w14 w15 w16se w16cid w16 w16cex w16sdtdh w16sdtfl w16du">
   <w:docDefaults>
     <w:rPrDefault>
       <w:rPr>
